--- a/docs/title_pages.docx
+++ b/docs/title_pages.docx
@@ -449,24 +449,24 @@
           <w:i/>
           <w:sz w:val="40"/>
         </w:rPr>
-        <w:t>______________________________________________</w:t>
-      </w:r>
-    </w:p>
-    <w:p>
-      <w:pPr>
+        <w:t>_____________________</w:t>
+      </w:r>
+      <w:r>
         <w:rPr>
           <w:b/>
           <w:i/>
           <w:sz w:val="40"/>
-        </w:rPr>
-      </w:pPr>
+          <w:u w:val="single"/>
+        </w:rPr>
+        <w:t>ДТРД</w:t>
+      </w:r>
       <w:r>
         <w:rPr>
           <w:b/>
           <w:i/>
           <w:sz w:val="40"/>
         </w:rPr>
-        <w:t>______________________________________________</w:t>
+        <w:t>____________________</w:t>
       </w:r>
     </w:p>
     <w:p>
@@ -483,24 +483,166 @@
           <w:i/>
           <w:sz w:val="40"/>
         </w:rPr>
-        <w:t>______________________________________________</w:t>
-      </w:r>
-    </w:p>
-    <w:p>
-      <w:pPr>
+        <w:t>__</w:t>
+      </w:r>
+      <w:r>
         <w:rPr>
           <w:b/>
           <w:i/>
           <w:sz w:val="40"/>
         </w:rPr>
-      </w:pPr>
+        <w:t>__</w:t>
+      </w:r>
       <w:r>
         <w:rPr>
           <w:b/>
           <w:i/>
           <w:sz w:val="40"/>
         </w:rPr>
-        <w:t>______________________________________________</w:t>
+        <w:t>_</w:t>
+      </w:r>
+      <w:r>
+        <w:rPr>
+          <w:b/>
+          <w:i/>
+          <w:sz w:val="40"/>
+        </w:rPr>
+        <w:t>__</w:t>
+      </w:r>
+      <w:r>
+        <w:rPr>
+          <w:b/>
+          <w:i/>
+          <w:sz w:val="40"/>
+          <w:u w:val="single"/>
+        </w:rPr>
+        <w:t>большой степени двухконтурности</w:t>
+      </w:r>
+      <w:r>
+        <w:rPr>
+          <w:b/>
+          <w:i/>
+          <w:sz w:val="40"/>
+        </w:rPr>
+        <w:t>______</w:t>
+      </w:r>
+      <w:r>
+        <w:rPr>
+          <w:b/>
+          <w:i/>
+          <w:sz w:val="40"/>
+        </w:rPr>
+        <w:t>_</w:t>
+      </w:r>
+    </w:p>
+    <w:p>
+      <w:pPr>
+        <w:rPr>
+          <w:b/>
+          <w:i/>
+          <w:sz w:val="40"/>
+        </w:rPr>
+      </w:pPr>
+      <w:r>
+        <w:rPr>
+          <w:b/>
+          <w:i/>
+          <w:sz w:val="40"/>
+        </w:rPr>
+        <w:t>______________</w:t>
+      </w:r>
+      <w:r>
+        <w:rPr>
+          <w:b/>
+          <w:i/>
+          <w:sz w:val="40"/>
+          <w:u w:val="single"/>
+        </w:rPr>
+        <w:t>класса тяги 8 тонн</w:t>
+      </w:r>
+      <w:r>
+        <w:rPr>
+          <w:b/>
+          <w:i/>
+          <w:sz w:val="40"/>
+        </w:rPr>
+        <w:t>______</w:t>
+      </w:r>
+      <w:r>
+        <w:rPr>
+          <w:b/>
+          <w:i/>
+          <w:sz w:val="40"/>
+        </w:rPr>
+        <w:t>__</w:t>
+      </w:r>
+      <w:r>
+        <w:rPr>
+          <w:b/>
+          <w:i/>
+          <w:sz w:val="40"/>
+        </w:rPr>
+        <w:t>_______</w:t>
+      </w:r>
+    </w:p>
+    <w:p>
+      <w:pPr>
+        <w:rPr>
+          <w:b/>
+          <w:i/>
+          <w:sz w:val="40"/>
+        </w:rPr>
+      </w:pPr>
+      <w:r>
+        <w:rPr>
+          <w:b/>
+          <w:i/>
+          <w:sz w:val="40"/>
+        </w:rPr>
+        <w:t>_________</w:t>
+      </w:r>
+      <w:r>
+        <w:rPr>
+          <w:b/>
+          <w:i/>
+          <w:sz w:val="40"/>
+        </w:rPr>
+        <w:t>_</w:t>
+      </w:r>
+      <w:bookmarkStart w:id="0" w:name="_GoBack"/>
+      <w:r>
+        <w:rPr>
+          <w:b/>
+          <w:i/>
+          <w:sz w:val="40"/>
+          <w:u w:val="single"/>
+        </w:rPr>
+        <w:t>для пассажирского самолета</w:t>
+      </w:r>
+      <w:bookmarkEnd w:id="0"/>
+      <w:r>
+        <w:rPr>
+          <w:b/>
+          <w:i/>
+          <w:sz w:val="40"/>
+        </w:rPr>
+        <w:t>______</w:t>
+      </w:r>
+      <w:r>
+        <w:rPr>
+          <w:b/>
+          <w:i/>
+          <w:sz w:val="40"/>
+        </w:rPr>
+        <w:t>_</w:t>
+      </w:r>
+      <w:r>
+        <w:rPr>
+          <w:b/>
+          <w:i/>
+          <w:sz w:val="40"/>
+        </w:rPr>
+        <w:t>___</w:t>
       </w:r>
     </w:p>
     <w:p>
@@ -5591,8 +5733,6 @@
         </w:rPr>
         <w:t>автономное</w:t>
       </w:r>
-      <w:bookmarkStart w:id="0" w:name="_GoBack"/>
-      <w:bookmarkEnd w:id="0"/>
       <w:r>
         <w:rPr>
           <w:b/>
